--- a/src/public/resume.docx
+++ b/src/public/resume.docx
@@ -1900,46 +1900,7 @@
         </w:rPr>
         <w:t xml:space="preserve"> </w:t>
       </w:r>
-      <w:r>
-        <w:rPr>
-          <w:rFonts w:ascii="Arial" w:hAnsi="Arial" w:cs="Arial"/>
-          <w:sz w:val="24"/>
-          <w:szCs w:val="24"/>
-        </w:rPr>
-        <w:t xml:space="preserve"> </w:t>
-      </w:r>
       <w:hyperlink r:id="rId15" w:history="1">
-        <w:r>
-          <w:rPr>
-            <w:rStyle w:val="Hyperlink"/>
-            <w:rFonts w:ascii="Arial" w:hAnsi="Arial" w:cs="Arial"/>
-            <w:color w:val="1F497D" w:themeColor="text2"/>
-            <w:sz w:val="24"/>
-            <w:szCs w:val="24"/>
-          </w:rPr>
-          <w:t>YouTube</w:t>
-        </w:r>
-      </w:hyperlink>
-      <w:r>
-        <w:rPr>
-          <w:rStyle w:val="Strong"/>
-          <w:rFonts w:ascii="Arial" w:hAnsi="Arial" w:cs="Arial"/>
-          <w:color w:val="1F497D" w:themeColor="text2"/>
-          <w:sz w:val="24"/>
-          <w:szCs w:val="24"/>
-        </w:rPr>
-        <w:t xml:space="preserve"> </w:t>
-      </w:r>
-      <w:r>
-        <w:rPr>
-          <w:rStyle w:val="Strong"/>
-          <w:rFonts w:ascii="Arial" w:hAnsi="Arial" w:cs="Arial"/>
-          <w:sz w:val="24"/>
-          <w:szCs w:val="24"/>
-        </w:rPr>
-        <w:t xml:space="preserve">| </w:t>
-      </w:r>
-      <w:hyperlink r:id="rId16" w:history="1">
         <w:r>
           <w:rPr>
             <w:rStyle w:val="Hyperlink"/>
@@ -2000,7 +1961,7 @@
         </w:rPr>
         <w:t xml:space="preserve"> | </w:t>
       </w:r>
-      <w:hyperlink r:id="rId17" w:history="1">
+      <w:hyperlink r:id="rId16" w:history="1">
         <w:r>
           <w:rPr>
             <w:rStyle w:val="Hyperlink"/>
@@ -2433,41 +2394,7 @@
         </w:rPr>
         <w:t xml:space="preserve"> </w:t>
       </w:r>
-      <w:hyperlink r:id="rId18" w:history="1">
-        <w:r>
-          <w:rPr>
-            <w:rStyle w:val="Hyperlink"/>
-            <w:rFonts w:ascii="Arial" w:hAnsi="Arial" w:cs="Arial"/>
-            <w:b w:val="0"/>
-            <w:bCs w:val="0"/>
-            <w:color w:val="1F497D" w:themeColor="text2"/>
-            <w:sz w:val="22"/>
-            <w:szCs w:val="22"/>
-          </w:rPr>
-          <w:t>YouTube</w:t>
-        </w:r>
-      </w:hyperlink>
-      <w:r>
-        <w:rPr>
-          <w:rFonts w:ascii="Arial" w:hAnsi="Arial" w:cs="Arial"/>
-          <w:b w:val="0"/>
-          <w:bCs w:val="0"/>
-          <w:sz w:val="22"/>
-          <w:szCs w:val="22"/>
-        </w:rPr>
-        <w:t xml:space="preserve"> |</w:t>
-      </w:r>
-      <w:r>
-        <w:rPr>
-          <w:rFonts w:ascii="Arial" w:hAnsi="Arial" w:cs="Arial"/>
-          <w:b w:val="0"/>
-          <w:bCs w:val="0"/>
-          <w:sz w:val="22"/>
-          <w:szCs w:val="22"/>
-        </w:rPr>
-        <w:t xml:space="preserve"> </w:t>
-      </w:r>
-      <w:hyperlink r:id="rId19" w:history="1">
+      <w:hyperlink r:id="rId17" w:history="1">
         <w:r>
           <w:rPr>
             <w:rStyle w:val="Hyperlink"/>
@@ -2501,7 +2428,7 @@
         </w:rPr>
         <w:t xml:space="preserve"> </w:t>
       </w:r>
-      <w:hyperlink r:id="rId20" w:history="1">
+      <w:hyperlink r:id="rId18" w:history="1">
         <w:r>
           <w:rPr>
             <w:rStyle w:val="Hyperlink"/>
@@ -9985,7 +9912,12 @@
 </file>
 
 <file path=customXml/item1.xml><?xml version="1.0" encoding="utf-8"?>
-<b:Sources xmlns:b="http://schemas.openxmlformats.org/officeDocument/2006/bibliography" xmlns="http://schemas.openxmlformats.org/officeDocument/2006/bibliography" SelectedStyle="\APASixthEditionOfficeOnline.xsl" StyleName="APA" Version="6"/>
+<p:properties xmlns:p="http://schemas.microsoft.com/office/2006/metadata/properties" xmlns:xsi="http://www.w3.org/2001/XMLSchema-instance" xmlns:pc="http://schemas.microsoft.com/office/infopath/2007/PartnerControls">
+  <documentManagement>
+    <_ip_UnifiedCompliancePolicyUIAction xmlns="http://schemas.microsoft.com/sharepoint/v3" xsi:nil="true"/>
+    <_ip_UnifiedCompliancePolicyProperties xmlns="http://schemas.microsoft.com/sharepoint/v3" xsi:nil="true"/>
+  </documentManagement>
+</p:properties>
 </file>
 
 <file path=customXml/item2.xml><?xml version="1.0" encoding="utf-8"?>
@@ -10238,18 +10170,15 @@
 </file>
 
 <file path=customXml/item4.xml><?xml version="1.0" encoding="utf-8"?>
-<p:properties xmlns:p="http://schemas.microsoft.com/office/2006/metadata/properties" xmlns:xsi="http://www.w3.org/2001/XMLSchema-instance" xmlns:pc="http://schemas.microsoft.com/office/infopath/2007/PartnerControls">
-  <documentManagement>
-    <_ip_UnifiedCompliancePolicyUIAction xmlns="http://schemas.microsoft.com/sharepoint/v3" xsi:nil="true"/>
-    <_ip_UnifiedCompliancePolicyProperties xmlns="http://schemas.microsoft.com/sharepoint/v3" xsi:nil="true"/>
-  </documentManagement>
-</p:properties>
+<b:Sources xmlns:b="http://schemas.openxmlformats.org/officeDocument/2006/bibliography" xmlns="http://schemas.openxmlformats.org/officeDocument/2006/bibliography" SelectedStyle="\APASixthEditionOfficeOnline.xsl" StyleName="APA" Version="6"/>
 </file>
 
 <file path=customXml/itemProps1.xml><?xml version="1.0" encoding="utf-8"?>
-<ds:datastoreItem xmlns:ds="http://schemas.openxmlformats.org/officeDocument/2006/customXml" ds:itemID="{CB518BD6-C087-4149-835B-34347CCDCAAB}">
+<ds:datastoreItem xmlns:ds="http://schemas.openxmlformats.org/officeDocument/2006/customXml" ds:itemID="{93BDEE00-7A85-4E61-B7E5-34AB3BBCBAF5}">
   <ds:schemaRefs>
-    <ds:schemaRef ds:uri="http://schemas.openxmlformats.org/officeDocument/2006/bibliography"/>
+    <ds:schemaRef ds:uri="http://schemas.microsoft.com/office/2006/metadata/properties"/>
+    <ds:schemaRef ds:uri="http://schemas.microsoft.com/office/infopath/2007/PartnerControls"/>
+    <ds:schemaRef ds:uri="http://schemas.microsoft.com/sharepoint/v3"/>
   </ds:schemaRefs>
 </ds:datastoreItem>
 </file>
@@ -10283,11 +10212,9 @@
 </file>
 
 <file path=customXml/itemProps4.xml><?xml version="1.0" encoding="utf-8"?>
-<ds:datastoreItem xmlns:ds="http://schemas.openxmlformats.org/officeDocument/2006/customXml" ds:itemID="{93BDEE00-7A85-4E61-B7E5-34AB3BBCBAF5}">
+<ds:datastoreItem xmlns:ds="http://schemas.openxmlformats.org/officeDocument/2006/customXml" ds:itemID="{CB518BD6-C087-4149-835B-34347CCDCAAB}">
   <ds:schemaRefs>
-    <ds:schemaRef ds:uri="http://schemas.microsoft.com/office/2006/metadata/properties"/>
-    <ds:schemaRef ds:uri="http://schemas.microsoft.com/office/infopath/2007/PartnerControls"/>
-    <ds:schemaRef ds:uri="http://schemas.microsoft.com/sharepoint/v3"/>
+    <ds:schemaRef ds:uri="http://schemas.openxmlformats.org/officeDocument/2006/bibliography"/>
   </ds:schemaRefs>
 </ds:datastoreItem>
 </file>